--- a/Softskills/Module-1 E-mail writing(Assignment).docx
+++ b/Softskills/Module-1 E-mail writing(Assignment).docx
@@ -198,92 +198,29 @@
         <w:spacing w:before="240" w:after="240"/>
         <w:rPr>
           <w:bCs/>
-          <w:lang w:val="en-US"/>
-        </w:rPr>
-      </w:pPr>
-      <w:r>
-        <w:rPr>
-          <w:bCs/>
-          <w:lang w:val="en-US"/>
-        </w:rPr>
-        <w:t xml:space="preserve">I hope you are doing well. I just wanted to thank you for the wonderful final lecture of the Effective Communication course on </w:t>
-      </w:r>
-      <w:r>
-        <w:rPr>
-          <w:bCs/>
-          <w:lang w:val="en-US"/>
-        </w:rPr>
-        <w:t>20</w:t>
-      </w:r>
-      <w:r>
-        <w:rPr>
-          <w:bCs/>
-          <w:vertAlign w:val="superscript"/>
-          <w:lang w:val="en-US"/>
-        </w:rPr>
-        <w:t>th</w:t>
-      </w:r>
-      <w:r>
-        <w:rPr>
-          <w:bCs/>
-          <w:lang w:val="en-US"/>
-        </w:rPr>
-        <w:t xml:space="preserve"> </w:t>
-      </w:r>
-      <w:proofErr w:type="gramStart"/>
-      <w:r>
-        <w:rPr>
-          <w:bCs/>
-          <w:lang w:val="en-US"/>
-        </w:rPr>
-        <w:t xml:space="preserve">September </w:t>
-      </w:r>
-      <w:r>
-        <w:rPr>
-          <w:bCs/>
-          <w:lang w:val="en-US"/>
-        </w:rPr>
-        <w:t>,</w:t>
-      </w:r>
-      <w:proofErr w:type="gramEnd"/>
-      <w:r>
-        <w:rPr>
-          <w:bCs/>
-          <w:lang w:val="en-US"/>
-        </w:rPr>
-        <w:t xml:space="preserve"> 2025.</w:t>
-      </w:r>
-    </w:p>
-    <w:p>
-      <w:pPr>
-        <w:spacing w:before="240" w:after="240"/>
-        <w:rPr>
-          <w:bCs/>
-          <w:lang w:val="en-US"/>
-        </w:rPr>
-      </w:pPr>
-      <w:r>
-        <w:rPr>
-          <w:bCs/>
-          <w:lang w:val="en-US"/>
-        </w:rPr>
-        <w:t>Your sessions were always clear, engaging, and full of real-life examples that made learning easy and meaningful. The last lecture felt like the perfect ending, and it gave me a better understanding of how to use communication in real life.</w:t>
-      </w:r>
-    </w:p>
-    <w:p>
-      <w:pPr>
-        <w:spacing w:before="240" w:after="240"/>
-        <w:rPr>
-          <w:bCs/>
-          <w:lang w:val="en-US"/>
-        </w:rPr>
-      </w:pPr>
-      <w:r>
-        <w:rPr>
-          <w:bCs/>
-          <w:lang w:val="en-US"/>
-        </w:rPr>
-        <w:t>I am truly grateful for your support, patience, and guidance throughout the course. It was a privilege to learn from you.</w:t>
+          <w:sz w:val="20"/>
+          <w:szCs w:val="20"/>
+        </w:rPr>
+      </w:pPr>
+      <w:r>
+        <w:rPr>
+          <w:bCs/>
+        </w:rPr>
+        <w:t>I hope you are doing well. I just wanted to express my thanks for the final session of the Communication course on 20th September 2025.</w:t>
+      </w:r>
+      <w:r>
+        <w:rPr>
+          <w:bCs/>
+        </w:rPr>
+        <w:br/>
+        <w:t>Your classes were always easy to follow, engaging, and filled with practical examples that made learning enjoyable. The last lecture wrapped up the course perfectly and gave me a clearer idea of how to use communication in real situations.</w:t>
+      </w:r>
+      <w:r>
+        <w:rPr>
+          <w:bCs/>
+        </w:rPr>
+        <w:br/>
+        <w:t>I’m very grateful for your encouragement and guidance throughout this journey. It was truly a great experience learning from you.</w:t>
       </w:r>
     </w:p>
     <w:p>
@@ -518,70 +455,22 @@
       <w:r>
         <w:rPr>
           <w:bCs/>
-          <w:lang w:val="en-US"/>
-        </w:rPr>
-        <w:t xml:space="preserve">I hope you are doing well. I sincerely apologize for not completing the email task you instructed us to do during the last lecture on </w:t>
-      </w:r>
-      <w:r>
-        <w:rPr>
-          <w:bCs/>
-          <w:lang w:val="en-US"/>
-        </w:rPr>
-        <w:t>20</w:t>
-      </w:r>
-      <w:r>
-        <w:rPr>
-          <w:bCs/>
-          <w:vertAlign w:val="superscript"/>
-          <w:lang w:val="en-US"/>
-        </w:rPr>
-        <w:t>th</w:t>
-      </w:r>
-      <w:r>
-        <w:rPr>
-          <w:bCs/>
-          <w:lang w:val="en-US"/>
-        </w:rPr>
-        <w:t xml:space="preserve"> September</w:t>
-      </w:r>
-      <w:r>
-        <w:rPr>
-          <w:bCs/>
-          <w:lang w:val="en-US"/>
-        </w:rPr>
-        <w:t>, 2025.</w:t>
-      </w:r>
-    </w:p>
-    <w:p>
-      <w:pPr>
-        <w:spacing w:before="240" w:after="240"/>
-        <w:rPr>
-          <w:bCs/>
-          <w:lang w:val="en-US"/>
-        </w:rPr>
-      </w:pPr>
-      <w:r>
-        <w:rPr>
-          <w:bCs/>
-          <w:lang w:val="en-US"/>
-        </w:rPr>
-        <w:t>I understand its importance and regret not submitting it on time. I will make sure to complete it and share it with you at the earliest.</w:t>
-      </w:r>
-    </w:p>
-    <w:p>
-      <w:pPr>
-        <w:spacing w:before="240" w:after="240"/>
-        <w:rPr>
-          <w:bCs/>
-          <w:lang w:val="en-US"/>
-        </w:rPr>
-      </w:pPr>
-      <w:r>
-        <w:rPr>
-          <w:bCs/>
-          <w:lang w:val="en-US"/>
-        </w:rPr>
-        <w:t>Thank you for your understanding, and I assure you I will be more attentive in the future.</w:t>
+        </w:rPr>
+        <w:t>I hope this message finds you well. I’m sorry for not finishing the email assignment you asked us to do in the last lecture on 20th September 2025.</w:t>
+      </w:r>
+      <w:r>
+        <w:rPr>
+          <w:bCs/>
+        </w:rPr>
+        <w:br/>
+        <w:t>I realize how important it was and regret missing the deadline. I will complete it and send it to you as soon as possible.</w:t>
+      </w:r>
+      <w:r>
+        <w:rPr>
+          <w:bCs/>
+        </w:rPr>
+        <w:br/>
+        <w:t>Thank you for your patience, and I promise to stay more careful and consistent in the future.</w:t>
       </w:r>
     </w:p>
     <w:p>
@@ -705,6 +594,7 @@
           <w:szCs w:val="26"/>
           <w:u w:val="single"/>
         </w:rPr>
+        <w:lastRenderedPageBreak/>
         <w:t>3. Email of Inquiry for Requesting Information</w:t>
       </w:r>
     </w:p>
@@ -834,63 +724,27 @@
         <w:spacing w:before="240" w:after="240"/>
         <w:rPr>
           <w:bCs/>
-          <w:lang w:val="en-US"/>
-        </w:rPr>
-      </w:pPr>
-      <w:r>
-        <w:rPr>
-          <w:bCs/>
-          <w:lang w:val="en-US"/>
-        </w:rPr>
-        <w:t xml:space="preserve">I hope this message finds you well. I am reaching out to request information regarding the upcoming Digital Marketing Workshop being organized by </w:t>
-      </w:r>
-      <w:proofErr w:type="spellStart"/>
-      <w:r>
-        <w:rPr>
-          <w:bCs/>
-          <w:lang w:val="en-US"/>
-        </w:rPr>
-        <w:t>SkillEdge</w:t>
-      </w:r>
-      <w:proofErr w:type="spellEnd"/>
-      <w:r>
-        <w:rPr>
-          <w:bCs/>
-          <w:lang w:val="en-US"/>
-        </w:rPr>
-        <w:t xml:space="preserve"> Academy next month.</w:t>
-      </w:r>
-    </w:p>
-    <w:p>
-      <w:pPr>
-        <w:spacing w:before="240" w:after="240"/>
-        <w:rPr>
-          <w:bCs/>
-          <w:lang w:val="en-US"/>
-        </w:rPr>
-      </w:pPr>
-      <w:r>
-        <w:rPr>
-          <w:bCs/>
-          <w:lang w:val="en-US"/>
-        </w:rPr>
-        <w:t>Could you please share the details, including the date, time, topics to be covered, registration process, and any applicable fees?</w:t>
-      </w:r>
-    </w:p>
-    <w:p>
-      <w:pPr>
-        <w:spacing w:before="240" w:after="240"/>
-        <w:rPr>
-          <w:bCs/>
-          <w:lang w:val="en-US"/>
-        </w:rPr>
-      </w:pPr>
-      <w:r>
-        <w:rPr>
-          <w:bCs/>
-          <w:lang w:val="en-US"/>
-        </w:rPr>
-        <w:t>Thank you in advance for your kind assistance. I look forward to your reply.</w:t>
+        </w:rPr>
+      </w:pPr>
+      <w:r>
+        <w:rPr>
+          <w:bCs/>
+        </w:rPr>
+        <w:t>I hope you are doing well. I would like to inquire about the Digital Marketing Workshop that SkillEdge Academy is planning to hold next month.</w:t>
+      </w:r>
+      <w:r>
+        <w:rPr>
+          <w:bCs/>
+        </w:rPr>
+        <w:br/>
+        <w:t>Could you kindly provide me with the details such as the schedule, topics that will be included, how to register, and the fees (if any)?</w:t>
+      </w:r>
+      <w:r>
+        <w:rPr>
+          <w:bCs/>
+        </w:rPr>
+        <w:br/>
+        <w:t>Thank you for your help. I’ll be waiting for your response.</w:t>
       </w:r>
     </w:p>
     <w:p>
@@ -923,6 +777,22 @@
         </w:rPr>
         <w:t>Irfan Ansari</w:t>
       </w:r>
+    </w:p>
+    <w:p>
+      <w:pPr>
+        <w:spacing w:before="240" w:after="240"/>
+        <w:rPr>
+          <w:b/>
+        </w:rPr>
+      </w:pPr>
+    </w:p>
+    <w:p>
+      <w:pPr>
+        <w:spacing w:before="240" w:after="240"/>
+        <w:rPr>
+          <w:b/>
+        </w:rPr>
+      </w:pPr>
     </w:p>
     <w:p>
       <w:pPr>
@@ -1166,92 +1036,27 @@
         <w:spacing w:before="240" w:after="240"/>
         <w:rPr>
           <w:bCs/>
-          <w:lang w:val="en-US"/>
-        </w:rPr>
-      </w:pPr>
-      <w:r>
-        <w:rPr>
-          <w:bCs/>
-          <w:lang w:val="en-US"/>
-        </w:rPr>
-        <w:t xml:space="preserve">I hope you are doing well. This is a kind reminder regarding the assignment for </w:t>
-      </w:r>
-      <w:r>
-        <w:rPr>
-          <w:bCs/>
-          <w:i/>
-          <w:iCs/>
-          <w:lang w:val="en-US"/>
-        </w:rPr>
-        <w:t>E-mail Writing (Module-1)</w:t>
-      </w:r>
-      <w:r>
-        <w:rPr>
-          <w:bCs/>
-          <w:lang w:val="en-US"/>
-        </w:rPr>
-        <w:t xml:space="preserve">, which is due on </w:t>
-      </w:r>
-      <w:r>
-        <w:rPr>
-          <w:bCs/>
-          <w:lang w:val="en-US"/>
-        </w:rPr>
-        <w:t>20</w:t>
-      </w:r>
-      <w:r>
-        <w:rPr>
-          <w:bCs/>
-          <w:vertAlign w:val="superscript"/>
-          <w:lang w:val="en-US"/>
-        </w:rPr>
-        <w:t>th</w:t>
-      </w:r>
-      <w:r>
-        <w:rPr>
-          <w:bCs/>
-          <w:lang w:val="en-US"/>
-        </w:rPr>
-        <w:t xml:space="preserve"> September</w:t>
-      </w:r>
-      <w:r>
-        <w:rPr>
-          <w:bCs/>
-          <w:lang w:val="en-US"/>
-        </w:rPr>
-        <w:t>, 2025.</w:t>
-      </w:r>
-    </w:p>
-    <w:p>
-      <w:pPr>
-        <w:spacing w:before="240" w:after="240"/>
-        <w:rPr>
-          <w:bCs/>
-          <w:lang w:val="en-US"/>
-        </w:rPr>
-      </w:pPr>
-      <w:r>
-        <w:rPr>
-          <w:bCs/>
-          <w:lang w:val="en-US"/>
-        </w:rPr>
-        <w:t>Please let me know if you require any assistance or an extension to complete it. I look forward to receiving your submission soon.</w:t>
-      </w:r>
-    </w:p>
-    <w:p>
-      <w:pPr>
-        <w:spacing w:before="240" w:after="240"/>
-        <w:rPr>
-          <w:bCs/>
-          <w:lang w:val="en-US"/>
-        </w:rPr>
-      </w:pPr>
-      <w:r>
-        <w:rPr>
-          <w:bCs/>
-          <w:lang w:val="en-US"/>
-        </w:rPr>
-        <w:t>Thank you for your attention.</w:t>
+        </w:rPr>
+      </w:pPr>
+      <w:r>
+        <w:rPr>
+          <w:bCs/>
+        </w:rPr>
+        <w:t>I hope this message finds you well. This is a gentle reminder about the E-mail Writing assignment (Module-1), which is due on 20th September 2025.</w:t>
+      </w:r>
+      <w:r>
+        <w:rPr>
+          <w:bCs/>
+        </w:rPr>
+        <w:br/>
+        <w:t>If you need any help or extra time to finish it, please feel free to let me know. I look forward to getting your submission soon.</w:t>
+      </w:r>
+      <w:r>
+        <w:rPr>
+          <w:bCs/>
+        </w:rPr>
+        <w:br/>
+        <w:t>Thank you for your cooperation.</w:t>
       </w:r>
     </w:p>
     <w:p>
@@ -1527,15 +1332,7 @@
           <w:b/>
           <w:lang w:val="en-US"/>
         </w:rPr>
-        <w:t xml:space="preserve">Sujan </w:t>
-      </w:r>
-      <w:proofErr w:type="gramStart"/>
-      <w:r>
-        <w:rPr>
-          <w:b/>
-          <w:lang w:val="en-US"/>
-        </w:rPr>
-        <w:t xml:space="preserve">Ansari </w:t>
+        <w:t xml:space="preserve">Sujan Ansari </w:t>
       </w:r>
       <w:r>
         <w:rPr>
@@ -1544,54 +1341,33 @@
         </w:rPr>
         <w:t>,</w:t>
       </w:r>
-      <w:proofErr w:type="gramEnd"/>
-    </w:p>
-    <w:p>
-      <w:pPr>
-        <w:spacing w:before="240" w:after="240"/>
-        <w:rPr>
-          <w:bCs/>
-          <w:lang w:val="en-US"/>
-        </w:rPr>
-      </w:pPr>
-      <w:r>
-        <w:rPr>
-          <w:bCs/>
-          <w:lang w:val="en-US"/>
-        </w:rPr>
-        <w:t>I hope you are doing well. I am reaching out to kindly request an update on the design files for the website project, which were scheduled for delivery this week.</w:t>
-      </w:r>
-    </w:p>
-    <w:p>
-      <w:pPr>
-        <w:spacing w:before="240" w:after="240"/>
-        <w:rPr>
-          <w:bCs/>
-          <w:lang w:val="en-US"/>
-        </w:rPr>
-      </w:pPr>
-      <w:r>
-        <w:rPr>
-          <w:bCs/>
-          <w:lang w:val="en-US"/>
-        </w:rPr>
-        <w:t>Please let me know the current progress and if you need any input or support from my side to move things forward.</w:t>
-      </w:r>
-    </w:p>
-    <w:p>
-      <w:pPr>
-        <w:spacing w:before="240" w:after="240"/>
-        <w:rPr>
-          <w:bCs/>
-          <w:lang w:val="en-US"/>
-        </w:rPr>
-      </w:pPr>
-      <w:r>
-        <w:rPr>
-          <w:bCs/>
-          <w:lang w:val="en-US"/>
-        </w:rPr>
-        <w:t>Looking forward to your response.</w:t>
+    </w:p>
+    <w:p>
+      <w:pPr>
+        <w:spacing w:before="240" w:after="240"/>
+        <w:rPr>
+          <w:bCs/>
+        </w:rPr>
+      </w:pPr>
+      <w:r>
+        <w:rPr>
+          <w:bCs/>
+        </w:rPr>
+        <w:t>I hope this message finds you well. I wanted to follow up regarding the design files for the website project, which were planned for delivery this week.</w:t>
+      </w:r>
+      <w:r>
+        <w:rPr>
+          <w:bCs/>
+        </w:rPr>
+        <w:br/>
+        <w:t>Could you please share an update on the progress? Do let me know if you need any inputs or assistance from my side to help move things ahead.</w:t>
+      </w:r>
+      <w:r>
+        <w:rPr>
+          <w:bCs/>
+        </w:rPr>
+        <w:br/>
+        <w:t>I look forward to hearing from you.</w:t>
       </w:r>
     </w:p>
     <w:p>
